--- a/courts/ninth-circuit/california/state/court-of-appeal-sixth-district/motion-brief/usage/OUTPUT-motion-brief.docx
+++ b/courts/ninth-circuit/california/state/court-of-appeal-sixth-district/motion-brief/usage/OUTPUT-motion-brief.docx
@@ -2010,6 +2010,7 @@
     <w:unhideWhenUsed/>
     <w:qFormat/>
     <w:pPr>
+      <w:keepLines/>
       <w:spacing w:before="0" w:after="130" w:line="339" w:lineRule="exact"/>
     </w:pPr>
     <w:rPr>

--- a/courts/ninth-circuit/california/state/court-of-appeal-sixth-district/motion-brief/usage/OUTPUT-motion-brief.docx
+++ b/courts/ninth-circuit/california/state/court-of-appeal-sixth-district/motion-brief/usage/OUTPUT-motion-brief.docx
@@ -666,9 +666,7 @@
         <w:t xml:space="preserve"> </w:t>
       </w:r>
       <w:r>
-        <w:t xml:space="preserve">241</w:t>
-        <w:noBreakHyphen/>
-        <w:t xml:space="preserve">6171</w:t>
+        <w:t xml:space="preserve">241-⁠6171</w:t>
       </w:r>
     </w:p>
     <w:p>
@@ -888,16 +886,7 @@
           <w:rPr>
             <w:rStyle w:val="Hyperlink"/>
           </w:rPr>
-          <w:t xml:space="preserve">(1997) 57 Cal.App.4th 1189, 1198</w:t>
-        </w:r>
-        <w:r>
-          <w:noBreakHyphen/>
-        </w:r>
-        <w:r>
-          <w:rPr>
-            <w:rStyle w:val="Hyperlink"/>
-          </w:rPr>
-          <w:t xml:space="preserve">1199</w:t>
+          <w:t xml:space="preserve">(1997) 57 Cal.App.4th 1189, 1198-⁠1199</w:t>
         </w:r>
       </w:hyperlink>
       <w:r>
@@ -940,19 +929,7 @@
         <w:pStyle w:val="BodyText"/>
       </w:pPr>
       <w:r>
-        <w:t xml:space="preserve">On October 21, 2021, Ms. Owens was sentenced to a total prison term of four years, based on a three-year middle term for involuntary manslaughter, and a one-year enhancement for personal use of a deadly weapon. (2CT 486</w:t>
-      </w:r>
-      <w:r>
-        <w:noBreakHyphen/>
-      </w:r>
-      <w:r>
-        <w:t xml:space="preserve">487, 489</w:t>
-      </w:r>
-      <w:r>
-        <w:noBreakHyphen/>
-      </w:r>
-      <w:r>
-        <w:t xml:space="preserve">490</w:t>
+        <w:t xml:space="preserve">On October 21, 2021, Ms. Owens was sentenced to a total prison term of four years, based on a three-year middle term for involuntary manslaughter, and a one-year enhancement for personal use of a deadly weapon. (2CT 486-⁠487, 489-⁠490</w:t>
       </w:r>
     </w:p>
     <w:p>
@@ -1467,7 +1444,7 @@
   <w:docDefaults>
     <w:rPrDefault>
       <w:rPr>
-        <w:rFonts w:ascii="EB Garamond" w:hAnsi="EB Garamond" w:eastAsia="EB Garamond" w:cs="EB Garamond"/>
+        <w:rFonts w:ascii="Times New Roman" w:hAnsi="Times New Roman" w:eastAsia="Times New Roman" w:cs="Times New Roman"/>
         <w:sz w:val="26"/>
         <w:szCs w:val="26"/>
         <w:lang w:val="en-US" w:eastAsia="zh-CN" w:bidi="ar-SA"/>
@@ -1659,7 +1636,7 @@
       <w:outlineLvl w:val="0"/>
     </w:pPr>
     <w:rPr>
-      <w:rFonts w:ascii="EB Garamond" w:hAnsi="EB Garamond" w:eastAsia="EB Garamond" w:cs="EB Garamond"/>
+      <w:rFonts w:ascii="Times New Roman" w:hAnsi="Times New Roman" w:eastAsia="Times New Roman" w:cs="Times New Roman"/>
       <w:b/>
       <w:bCs/>
       <w:caps/>
@@ -1686,7 +1663,7 @@
       <w:outlineLvl w:val="1"/>
     </w:pPr>
     <w:rPr>
-      <w:rFonts w:ascii="EB Garamond" w:hAnsi="EB Garamond" w:eastAsia="EB Garamond" w:cs="EB Garamond"/>
+      <w:rFonts w:ascii="Times New Roman" w:hAnsi="Times New Roman" w:eastAsia="Times New Roman" w:cs="Times New Roman"/>
       <w:b/>
       <w:bCs/>
       <w:color w:val="000000"/>
@@ -1712,7 +1689,7 @@
       <w:outlineLvl w:val="2"/>
     </w:pPr>
     <w:rPr>
-      <w:rFonts w:ascii="EB Garamond" w:hAnsi="EB Garamond" w:eastAsia="EB Garamond" w:cs="EB Garamond"/>
+      <w:rFonts w:ascii="Times New Roman" w:hAnsi="Times New Roman" w:eastAsia="Times New Roman" w:cs="Times New Roman"/>
       <w:b/>
       <w:bCs/>
       <w:color w:val="000000"/>
@@ -1738,7 +1715,7 @@
       <w:outlineLvl w:val="3"/>
     </w:pPr>
     <w:rPr>
-      <w:rFonts w:ascii="EB Garamond" w:hAnsi="EB Garamond" w:eastAsia="EB Garamond" w:cs="EB Garamond"/>
+      <w:rFonts w:ascii="Times New Roman" w:hAnsi="Times New Roman" w:eastAsia="Times New Roman" w:cs="Times New Roman"/>
       <w:b/>
       <w:bCs/>
       <w:i/>
@@ -1765,7 +1742,7 @@
       <w:outlineLvl w:val="4"/>
     </w:pPr>
     <w:rPr>
-      <w:rFonts w:ascii="EB Garamond" w:hAnsi="EB Garamond" w:eastAsia="EB Garamond" w:cs="EB Garamond"/>
+      <w:rFonts w:ascii="Times New Roman" w:hAnsi="Times New Roman" w:eastAsia="Times New Roman" w:cs="Times New Roman"/>
       <w:b/>
       <w:bCs/>
       <w:i/>
@@ -2261,6 +2238,33 @@
     <w:pPr>
       <w:spacing w:before="0" w:after="0" w:line="339" w:lineRule="exact"/>
       <w:ind w:left="2160" w:hanging="720"/>
+    </w:pPr>
+  </w:style>
+  <w:style w:type="paragraph" w:customStyle="1" w:styleId="XdQuoteList1">
+    <w:name w:val="Xd Quote List 1"/>
+    <w:basedOn w:val="Normal"/>
+    <w:qFormat/>
+    <w:pPr>
+      <w:spacing w:before="0" w:after="0" w:line="339" w:lineRule="exact"/>
+      <w:ind w:left="1440" w:right="720" w:hanging="720"/>
+    </w:pPr>
+  </w:style>
+  <w:style w:type="paragraph" w:customStyle="1" w:styleId="XdQuoteList2">
+    <w:name w:val="Xd Quote List 2"/>
+    <w:basedOn w:val="Normal"/>
+    <w:qFormat/>
+    <w:pPr>
+      <w:spacing w:before="0" w:after="0" w:line="339" w:lineRule="exact"/>
+      <w:ind w:left="2160" w:right="720" w:hanging="720"/>
+    </w:pPr>
+  </w:style>
+  <w:style w:type="paragraph" w:customStyle="1" w:styleId="XdQuoteList3">
+    <w:name w:val="Xd Quote List 3"/>
+    <w:basedOn w:val="Normal"/>
+    <w:qFormat/>
+    <w:pPr>
+      <w:spacing w:before="0" w:after="0" w:line="339" w:lineRule="exact"/>
+      <w:ind w:left="2880" w:right="720" w:hanging="720"/>
     </w:pPr>
   </w:style>
   <w:style w:type="paragraph" w:customStyle="1" w:styleId="SourceCode">

--- a/courts/ninth-circuit/california/state/court-of-appeal-sixth-district/motion-brief/usage/OUTPUT-motion-brief.docx
+++ b/courts/ninth-circuit/california/state/court-of-appeal-sixth-district/motion-brief/usage/OUTPUT-motion-brief.docx
@@ -1988,7 +1988,7 @@
     <w:qFormat/>
     <w:pPr>
       <w:keepLines/>
-      <w:spacing w:before="0" w:after="130" w:line="339" w:lineRule="exact"/>
+      <w:spacing w:before="65" w:after="130" w:line="339" w:lineRule="exact"/>
     </w:pPr>
     <w:rPr>
       <w:sz w:val="26"/>
